--- a/Final_Report.docx
+++ b/Final_Report.docx
@@ -23,14 +23,7 @@
           <w:rFonts w:ascii="Consolas" w:hAnsi="Consolas"/>
           <w:sz w:val="18"/>
         </w:rPr>
-        <w:t xml:space="preserve">: </w:t>
-      </w:r>
-      <w:r>
-        <w:rPr>
-          <w:rFonts w:ascii="Consolas" w:hAnsi="Consolas"/>
-          <w:sz w:val="18"/>
-        </w:rPr>
-        <w:t>Continuous Control of a Lunar Lander</w:t>
+        <w:t>: Continuous Control of a Lunar Lander</w:t>
       </w:r>
       <w:r>
         <w:rPr>
@@ -53,14 +46,7 @@
           <w:rFonts w:ascii="Consolas" w:hAnsi="Consolas"/>
           <w:sz w:val="18"/>
         </w:rPr>
-        <w:t xml:space="preserve"> </w:t>
-      </w:r>
-      <w:r>
-        <w:rPr>
-          <w:rFonts w:ascii="Consolas" w:hAnsi="Consolas"/>
-          <w:sz w:val="18"/>
-        </w:rPr>
-        <w:t>Peter Nguyen</w:t>
+        <w:t xml:space="preserve"> Peter Nguyen</w:t>
       </w:r>
       <w:r>
         <w:rPr>
@@ -752,23 +738,7 @@
           <w:rFonts w:ascii="Consolas" w:hAnsi="Consolas"/>
           <w:sz w:val="18"/>
         </w:rPr>
-        <w:t xml:space="preserve">The reward uses potential based reward shaping. This allows for the reward to provide clear feedback as </w:t>
-      </w:r>
-      <w:proofErr w:type="spellStart"/>
-      <w:r>
-        <w:rPr>
-          <w:rFonts w:ascii="Consolas" w:hAnsi="Consolas"/>
-          <w:sz w:val="18"/>
-        </w:rPr>
-        <w:t>a</w:t>
-      </w:r>
-      <w:proofErr w:type="spellEnd"/>
-      <w:r>
-        <w:rPr>
-          <w:rFonts w:ascii="Consolas" w:hAnsi="Consolas"/>
-          <w:sz w:val="18"/>
-        </w:rPr>
-        <w:t xml:space="preserve"> function of the agent’s states. A </w:t>
+        <w:t xml:space="preserve">The reward uses potential based reward shaping. This allows for the reward to provide clear feedback as a function of the agent’s states. A </w:t>
       </w:r>
       <w:r>
         <w:rPr>
@@ -1367,14 +1337,7 @@
           <w:rFonts w:ascii="Consolas" w:hAnsi="Consolas"/>
           <w:sz w:val="18"/>
         </w:rPr>
-        <w:t xml:space="preserve"> TD</w:t>
-      </w:r>
-      <w:r>
-        <w:rPr>
-          <w:rFonts w:ascii="Consolas" w:hAnsi="Consolas"/>
-          <w:sz w:val="18"/>
-        </w:rPr>
-        <w:t>3</w:t>
+        <w:t xml:space="preserve"> TD3</w:t>
       </w:r>
       <w:r>
         <w:rPr>
@@ -1722,14 +1685,7 @@
           <w:rFonts w:ascii="Consolas" w:hAnsi="Consolas"/>
           <w:sz w:val="18"/>
         </w:rPr>
-        <w:t xml:space="preserve"> </w:t>
-      </w:r>
-      <w:r>
-        <w:rPr>
-          <w:rFonts w:ascii="Consolas" w:hAnsi="Consolas"/>
-          <w:sz w:val="18"/>
-        </w:rPr>
-        <w:t>42 (training), 1 (eval)</w:t>
+        <w:t xml:space="preserve"> 42 (training), 1 (eval)</w:t>
       </w:r>
       <w:r>
         <w:rPr>
@@ -3168,6 +3124,7 @@
       <w:r>
         <w:rPr>
           <w:rFonts w:ascii="Consolas" w:hAnsi="Consolas"/>
+          <w:noProof/>
           <w:sz w:val="18"/>
         </w:rPr>
         <w:drawing>
@@ -3603,34 +3560,7 @@
           <w:sz w:val="18"/>
         </w:rPr>
         <w:br/>
-      </w:r>
-      <w:r>
-        <w:rPr>
-          <w:rFonts w:ascii="Consolas" w:hAnsi="Consolas"/>
-          <w:sz w:val="18"/>
-        </w:rPr>
-        <w:t xml:space="preserve">Figure </w:t>
-      </w:r>
-      <w:r>
-        <w:rPr>
-          <w:rFonts w:ascii="Consolas" w:hAnsi="Consolas"/>
-          <w:sz w:val="18"/>
-        </w:rPr>
-        <w:t>5</w:t>
-      </w:r>
-      <w:r>
-        <w:rPr>
-          <w:rFonts w:ascii="Consolas" w:hAnsi="Consolas"/>
-          <w:sz w:val="18"/>
-        </w:rPr>
-        <w:t xml:space="preserve">. Experiment </w:t>
-      </w:r>
-      <w:r>
-        <w:rPr>
-          <w:rFonts w:ascii="Consolas" w:hAnsi="Consolas"/>
-          <w:sz w:val="18"/>
-        </w:rPr>
-        <w:t>E</w:t>
+        <w:t>Figure 5. Experiment E</w:t>
       </w:r>
       <w:r>
         <w:rPr>
@@ -3638,21 +3568,7 @@
           <w:sz w:val="18"/>
         </w:rPr>
         <w:br/>
-        <w:t xml:space="preserve"> (Buffer Size = </w:t>
-      </w:r>
-      <w:r>
-        <w:rPr>
-          <w:rFonts w:ascii="Consolas" w:hAnsi="Consolas"/>
-          <w:sz w:val="18"/>
-        </w:rPr>
-        <w:t>50</w:t>
-      </w:r>
-      <w:r>
-        <w:rPr>
-          <w:rFonts w:ascii="Consolas" w:hAnsi="Consolas"/>
-          <w:sz w:val="18"/>
-        </w:rPr>
-        <w:t>,000) Learning Curve</w:t>
+        <w:t xml:space="preserve"> (Buffer Size = 50,000) Learning Curve</w:t>
       </w:r>
     </w:p>
     <w:p>
@@ -4162,6 +4078,29 @@
         </w:rPr>
         <w:t xml:space="preserve"> inconsistent (as seen from the results)</w:t>
       </w:r>
+      <w:r>
+        <w:rPr>
+          <w:rFonts w:ascii="Consolas" w:hAnsi="Consolas"/>
+          <w:sz w:val="18"/>
+        </w:rPr>
+        <w:t xml:space="preserve">. A mini experiment was also explored using a decayed learning rate of </w:t>
+      </w:r>
+      <w:proofErr w:type="gramStart"/>
+      <w:r>
+        <w:rPr>
+          <w:rFonts w:ascii="Consolas" w:hAnsi="Consolas"/>
+          <w:sz w:val="18"/>
+        </w:rPr>
+        <w:t>3e</w:t>
+      </w:r>
+      <w:proofErr w:type="gramEnd"/>
+      <w:r>
+        <w:rPr>
+          <w:rFonts w:ascii="Consolas" w:hAnsi="Consolas"/>
+          <w:sz w:val="18"/>
+        </w:rPr>
+        <w:t>-3. The results were not fully recorded but it was found that this may have been to high of a rate as it resulted in the Q-values of the critics to continuously diverge. Tuning of the decay rate may be of benefit for this mini experiment.</w:t>
+      </w:r>
     </w:p>
     <w:p>
       <w:pPr>
@@ -4200,21 +4139,33 @@
         </w:rPr>
         <w:t xml:space="preserve">avoid reacting/capitalizing on sudden changes that may cause overestimation or instability. With the experiments </w:t>
       </w:r>
-      <w:proofErr w:type="gramStart"/>
-      <w:r>
-        <w:rPr>
-          <w:rFonts w:ascii="Consolas" w:hAnsi="Consolas"/>
-          <w:sz w:val="18"/>
-        </w:rPr>
-        <w:t>ran</w:t>
-      </w:r>
-      <w:proofErr w:type="gramEnd"/>
-      <w:r>
-        <w:rPr>
-          <w:rFonts w:ascii="Consolas" w:hAnsi="Consolas"/>
-          <w:sz w:val="18"/>
-        </w:rPr>
-        <w:t>, we saw the importance of the replay buffer and ensuring it had enough samples for the agent to sufficiently learn.</w:t>
+      <w:r>
+        <w:rPr>
+          <w:rFonts w:ascii="Consolas" w:hAnsi="Consolas"/>
+          <w:sz w:val="18"/>
+        </w:rPr>
+        <w:t>run</w:t>
+      </w:r>
+      <w:r>
+        <w:rPr>
+          <w:rFonts w:ascii="Consolas" w:hAnsi="Consolas"/>
+          <w:sz w:val="18"/>
+        </w:rPr>
+        <w:t xml:space="preserve">, we saw the importance of the replay buffer and ensuring it had enough samples for the agent to sufficiently </w:t>
+      </w:r>
+      <w:r>
+        <w:rPr>
+          <w:rFonts w:ascii="Consolas" w:hAnsi="Consolas"/>
+          <w:sz w:val="18"/>
+        </w:rPr>
+        <w:t>learn. The</w:t>
+      </w:r>
+      <w:r>
+        <w:rPr>
+          <w:rFonts w:ascii="Consolas" w:hAnsi="Consolas"/>
+          <w:sz w:val="18"/>
+        </w:rPr>
+        <w:t xml:space="preserve"> flattening of the learning curve does suggest that a small increase of the learning rate may be beneficial to help reduce early learning.</w:t>
       </w:r>
     </w:p>
     <w:p>
@@ -4294,6 +4245,27 @@
           <w:rFonts w:ascii="Consolas" w:hAnsi="Consolas"/>
           <w:sz w:val="18"/>
         </w:rPr>
+        <w:t xml:space="preserve"> </w:t>
+      </w:r>
+      <w:r>
+        <w:rPr>
+          <w:rFonts w:ascii="Consolas" w:hAnsi="Consolas"/>
+          <w:sz w:val="18"/>
+        </w:rPr>
+        <w:t>As a note, an expert demonstration was attempted. However, controlling using the keyboard is difficult so no resulting model was saved.</w:t>
+      </w:r>
+      <w:r>
+        <w:rPr>
+          <w:rFonts w:ascii="Consolas" w:hAnsi="Consolas"/>
+          <w:sz w:val="18"/>
+        </w:rPr>
+        <w:t xml:space="preserve"> It was found here that it is still possible for a reward greater than 200 and the Lunar Lander to land completely outside of the pad. Further increasing the reward penalty or how it is shaped may be of benefit here to help avoid these “moderate” scenarios.</w:t>
+      </w:r>
+      <w:r>
+        <w:rPr>
+          <w:rFonts w:ascii="Consolas" w:hAnsi="Consolas"/>
+          <w:sz w:val="18"/>
+        </w:rPr>
         <w:br/>
       </w:r>
       <w:r>
@@ -4494,7 +4466,30 @@
           <w:rFonts w:ascii="Consolas" w:hAnsi="Consolas"/>
           <w:sz w:val="18"/>
         </w:rPr>
-        <w:t xml:space="preserve">Further exploration may want to see if there is any setup that could result in learning to be completed in less timesteps or even improving the wall clock training time. </w:t>
+        <w:t xml:space="preserve">Further exploration may want to see if there is any setup that could result in learning to be completed in less timesteps or even improving the wall clock training </w:t>
+      </w:r>
+      <w:r>
+        <w:rPr>
+          <w:rFonts w:ascii="Consolas" w:hAnsi="Consolas"/>
+          <w:sz w:val="18"/>
+        </w:rPr>
+        <w:lastRenderedPageBreak/>
+        <w:t xml:space="preserve">time. </w:t>
+      </w:r>
+      <w:r>
+        <w:rPr>
+          <w:rFonts w:ascii="Consolas" w:hAnsi="Consolas"/>
+          <w:sz w:val="18"/>
+        </w:rPr>
+        <w:br/>
+        <w:t>In addition, using other algorithms such as SAC may improve training time</w:t>
+      </w:r>
+      <w:r>
+        <w:rPr>
+          <w:rFonts w:ascii="Consolas" w:hAnsi="Consolas"/>
+          <w:sz w:val="18"/>
+        </w:rPr>
+        <w:t>.</w:t>
       </w:r>
     </w:p>
     <w:sectPr>
@@ -6268,6 +6263,7 @@
   <w:style w:type="character" w:default="1" w:styleId="DefaultParagraphFont">
     <w:name w:val="Default Paragraph Font"/>
     <w:uiPriority w:val="1"/>
+    <w:semiHidden/>
     <w:unhideWhenUsed/>
   </w:style>
   <w:style w:type="table" w:default="1" w:styleId="TableNormal">
